--- a/downloads/fiches/bts_pilotage_des_procedes_fiche_evaluation.docx
+++ b/downloads/fiches/bts_pilotage_des_procedes_fiche_evaluation.docx
@@ -11,8 +11,9 @@
           <w:b/>
           <w:color w:val="1F4E79"/>
           <w:sz w:val="32"/>
+          <w:lang w:val="fr-FR" w:eastAsia="fr-FR" w:bidi="fr-FR"/>
         </w:rPr>
-        <w:t>Fiche d'evaluation reconstituee - BTS Pilotage des procedes</w:t>
+        <w:t>Fiche d'évaluation reconstituée - BTS Pilotage des procédés</w:t>
       </w:r>
     </w:p>
     <w:p>
@@ -23,8 +24,9 @@
         <w:rPr>
           <w:i/>
           <w:sz w:val="21"/>
+          <w:lang w:val="fr-FR" w:eastAsia="fr-FR" w:bidi="fr-FR"/>
         </w:rPr>
-        <w:t>Support evalue : Rapport d'activites en milieu professionnel | Modalite : Ponctuelle</w:t>
+        <w:t>Support évalué : Rapport d'activités en milieu professionnel | Modalité : Ponctuelle | Option : Production des pates, papiers et cartons|Productique</w:t>
       </w:r>
     </w:p>
     <w:p>
@@ -35,8 +37,9 @@
         <w:rPr>
           <w:b/>
           <w:color w:val="4F81BD"/>
+          <w:lang w:val="fr-FR" w:eastAsia="fr-FR" w:bidi="fr-FR"/>
         </w:rPr>
-        <w:t>Fiche reconstituee a partir de criteres officiels</w:t>
+        <w:t>Fiche reconstituée à partir de critères officiels</w:t>
       </w:r>
     </w:p>
     <w:p>
@@ -46,8 +49,9 @@
       <w:r>
         <w:rPr>
           <w:i/>
+          <w:lang w:val="fr-FR" w:eastAsia="fr-FR" w:bidi="fr-FR"/>
         </w:rPr>
-        <w:t>Cette fiche est une reconstitution de travail a partir des sources publiques reperees au 28/04/2026. Elle ne remplace pas un formulaire national opposable lorsqu'une grille officielle complete existe par ailleurs.</w:t>
+        <w:t>Cette fiche est une reconstitution de travail à partir des sources publiques repérées au 2026-05-06. Elle ne remplace pas un formulaire national opposable lorsqu'une grille officielle complète existe par ailleurs.</w:t>
       </w:r>
     </w:p>
     <w:tbl>
@@ -74,6 +78,7 @@
             <w:r>
               <w:rPr>
                 <w:b/>
+                <w:lang w:val="fr-FR" w:eastAsia="fr-FR" w:bidi="fr-FR"/>
               </w:rPr>
               <w:t>BTS</w:t>
             </w:r>
@@ -86,7 +91,10 @@
           </w:tcPr>
           <w:p>
             <w:r>
-              <w:t>BTS Pilotage des procedes</w:t>
+              <w:rPr>
+                <w:lang w:val="fr-FR" w:eastAsia="fr-FR" w:bidi="fr-FR"/>
+              </w:rPr>
+              <w:t>BTS Pilotage des procédés</w:t>
             </w:r>
           </w:p>
         </w:tc>
@@ -100,8 +108,9 @@
             <w:r>
               <w:rPr>
                 <w:b/>
+                <w:lang w:val="fr-FR" w:eastAsia="fr-FR" w:bidi="fr-FR"/>
               </w:rPr>
-              <w:t>Modalite</w:t>
+              <w:t>Modalité</w:t>
             </w:r>
           </w:p>
         </w:tc>
@@ -112,6 +121,9 @@
           </w:tcPr>
           <w:p>
             <w:r>
+              <w:rPr>
+                <w:lang w:val="fr-FR" w:eastAsia="fr-FR" w:bidi="fr-FR"/>
+              </w:rPr>
               <w:t>Ponctuelle</w:t>
             </w:r>
           </w:p>
@@ -128,6 +140,7 @@
             <w:r>
               <w:rPr>
                 <w:b/>
+                <w:lang w:val="fr-FR" w:eastAsia="fr-FR" w:bidi="fr-FR"/>
               </w:rPr>
               <w:t>Option</w:t>
             </w:r>
@@ -140,7 +153,10 @@
           </w:tcPr>
           <w:p>
             <w:r>
-              <w:t>Sans option specifiee</w:t>
+              <w:rPr>
+                <w:lang w:val="fr-FR" w:eastAsia="fr-FR" w:bidi="fr-FR"/>
+              </w:rPr>
+              <w:t>Production des pates, papiers et cartons|Productique</w:t>
             </w:r>
           </w:p>
         </w:tc>
@@ -154,6 +170,7 @@
             <w:r>
               <w:rPr>
                 <w:b/>
+                <w:lang w:val="fr-FR" w:eastAsia="fr-FR" w:bidi="fr-FR"/>
               </w:rPr>
               <w:t>Statut documentaire</w:t>
             </w:r>
@@ -166,6 +183,9 @@
           </w:tcPr>
           <w:p>
             <w:r>
+              <w:rPr>
+                <w:lang w:val="fr-FR" w:eastAsia="fr-FR" w:bidi="fr-FR"/>
+              </w:rPr>
               <w:t>Support present mais pas CCF sur cette sous-epreuve</w:t>
             </w:r>
           </w:p>
@@ -182,6 +202,7 @@
             <w:r>
               <w:rPr>
                 <w:b/>
+                <w:lang w:val="fr-FR" w:eastAsia="fr-FR" w:bidi="fr-FR"/>
               </w:rPr>
               <w:t>Support</w:t>
             </w:r>
@@ -194,7 +215,10 @@
           </w:tcPr>
           <w:p>
             <w:r>
-              <w:t>Rapport d'activites en milieu professionnel</w:t>
+              <w:rPr>
+                <w:lang w:val="fr-FR" w:eastAsia="fr-FR" w:bidi="fr-FR"/>
+              </w:rPr>
+              <w:t>Rapport d'activités en milieu professionnel</w:t>
             </w:r>
           </w:p>
         </w:tc>
@@ -208,8 +232,9 @@
             <w:r>
               <w:rPr>
                 <w:b/>
+                <w:lang w:val="fr-FR" w:eastAsia="fr-FR" w:bidi="fr-FR"/>
               </w:rPr>
-              <w:t>Epreuve</w:t>
+              <w:t>Épreuve</w:t>
             </w:r>
           </w:p>
         </w:tc>
@@ -220,7 +245,10 @@
           </w:tcPr>
           <w:p>
             <w:r>
-              <w:t>U6 Rapport d'activites en milieu professionnel</w:t>
+              <w:rPr>
+                <w:lang w:val="fr-FR" w:eastAsia="fr-FR" w:bidi="fr-FR"/>
+              </w:rPr>
+              <w:t>U6 Rapport d'activités en milieu professionnel</w:t>
             </w:r>
           </w:p>
         </w:tc>
@@ -236,8 +264,9 @@
             <w:r>
               <w:rPr>
                 <w:b/>
+                <w:lang w:val="fr-FR" w:eastAsia="fr-FR" w:bidi="fr-FR"/>
               </w:rPr>
-              <w:t>Voies / modalites</w:t>
+              <w:t>Voies / modalités</w:t>
             </w:r>
           </w:p>
         </w:tc>
@@ -248,7 +277,10 @@
           </w:tcPr>
           <w:p>
             <w:r>
-              <w:t>Toutes voies du tableau consulte : epreuve en ponctuel oral</w:t>
+              <w:rPr>
+                <w:lang w:val="fr-FR" w:eastAsia="fr-FR" w:bidi="fr-FR"/>
+              </w:rPr>
+              <w:t>Ponctuelle documentee</w:t>
             </w:r>
           </w:p>
         </w:tc>
@@ -262,6 +294,7 @@
             <w:r>
               <w:rPr>
                 <w:b/>
+                <w:lang w:val="fr-FR" w:eastAsia="fr-FR" w:bidi="fr-FR"/>
               </w:rPr>
               <w:t>Niveau de reconstitution</w:t>
             </w:r>
@@ -274,7 +307,10 @@
           </w:tcPr>
           <w:p>
             <w:r>
-              <w:t>Fiche reconstituee a partir de criteres officiels</w:t>
+              <w:rPr>
+                <w:lang w:val="fr-FR" w:eastAsia="fr-FR" w:bidi="fr-FR"/>
+              </w:rPr>
+              <w:t>Fiche reconstituée à partir de critères officiels</w:t>
             </w:r>
           </w:p>
         </w:tc>
@@ -290,8 +326,9 @@
             <w:r>
               <w:rPr>
                 <w:b/>
+                <w:lang w:val="fr-FR" w:eastAsia="fr-FR" w:bidi="fr-FR"/>
               </w:rPr>
-              <w:t>Sources modele</w:t>
+              <w:t>Sources modèle</w:t>
             </w:r>
           </w:p>
         </w:tc>
@@ -302,7 +339,10 @@
           </w:tcPr>
           <w:p>
             <w:r>
-              <w:t>Le rapport d'activites en milieu professionnel est public dans le BO 2016, sans grille detaillee distincte retrouvee.</w:t>
+              <w:rPr>
+                <w:lang w:val="fr-FR" w:eastAsia="fr-FR" w:bidi="fr-FR"/>
+              </w:rPr>
+              <w:t>Le rapport d'activités en milieu professionnel est public dans le BO 2016, sans grille detaillee distincte retrouvée.</w:t>
             </w:r>
           </w:p>
         </w:tc>
@@ -316,6 +356,7 @@
             <w:r>
               <w:rPr>
                 <w:b/>
+                <w:lang w:val="fr-FR" w:eastAsia="fr-FR" w:bidi="fr-FR"/>
               </w:rPr>
               <w:t>Document jury</w:t>
             </w:r>
@@ -328,7 +369,10 @@
           </w:tcPr>
           <w:p>
             <w:r>
-              <w:t>Non retrouve</w:t>
+              <w:rPr>
+                <w:lang w:val="fr-FR" w:eastAsia="fr-FR" w:bidi="fr-FR"/>
+              </w:rPr>
+              <w:t>Non retrouvé</w:t>
             </w:r>
           </w:p>
         </w:tc>
@@ -339,8 +383,9 @@
       <w:r>
         <w:rPr>
           <w:b/>
+          <w:lang w:val="fr-FR" w:eastAsia="fr-FR" w:bidi="fr-FR"/>
         </w:rPr>
-        <w:t>Echelle de positionnement conseillee</w:t>
+        <w:t>Échelle de positionnement conseillée</w:t>
       </w:r>
     </w:p>
     <w:tbl>
@@ -366,6 +411,7 @@
             <w:r>
               <w:rPr>
                 <w:b/>
+                <w:lang w:val="fr-FR" w:eastAsia="fr-FR" w:bidi="fr-FR"/>
               </w:rPr>
               <w:t>NA</w:t>
             </w:r>
@@ -380,6 +426,7 @@
             <w:r>
               <w:rPr>
                 <w:b/>
+                <w:lang w:val="fr-FR" w:eastAsia="fr-FR" w:bidi="fr-FR"/>
               </w:rPr>
               <w:t>PA</w:t>
             </w:r>
@@ -394,6 +441,7 @@
             <w:r>
               <w:rPr>
                 <w:b/>
+                <w:lang w:val="fr-FR" w:eastAsia="fr-FR" w:bidi="fr-FR"/>
               </w:rPr>
               <w:t>A</w:t>
             </w:r>
@@ -408,6 +456,7 @@
             <w:r>
               <w:rPr>
                 <w:b/>
+                <w:lang w:val="fr-FR" w:eastAsia="fr-FR" w:bidi="fr-FR"/>
               </w:rPr>
               <w:t>TB</w:t>
             </w:r>
@@ -421,6 +470,9 @@
           </w:tcPr>
           <w:p>
             <w:r>
+              <w:rPr>
+                <w:lang w:val="fr-FR" w:eastAsia="fr-FR" w:bidi="fr-FR"/>
+              </w:rPr>
               <w:t>Non observable / non acquis</w:t>
             </w:r>
           </w:p>
@@ -431,6 +483,9 @@
           </w:tcPr>
           <w:p>
             <w:r>
+              <w:rPr>
+                <w:lang w:val="fr-FR" w:eastAsia="fr-FR" w:bidi="fr-FR"/>
+              </w:rPr>
               <w:t>Partiellement acquis</w:t>
             </w:r>
           </w:p>
@@ -441,6 +496,9 @@
           </w:tcPr>
           <w:p>
             <w:r>
+              <w:rPr>
+                <w:lang w:val="fr-FR" w:eastAsia="fr-FR" w:bidi="fr-FR"/>
+              </w:rPr>
               <w:t>Acquis</w:t>
             </w:r>
           </w:p>
@@ -451,7 +509,10 @@
           </w:tcPr>
           <w:p>
             <w:r>
-              <w:t>Tres bien acquis</w:t>
+              <w:rPr>
+                <w:lang w:val="fr-FR" w:eastAsia="fr-FR" w:bidi="fr-FR"/>
+              </w:rPr>
+              <w:t>Très bien acquis</w:t>
             </w:r>
           </w:p>
         </w:tc>
@@ -462,8 +523,9 @@
       <w:r>
         <w:rPr>
           <w:b/>
+          <w:lang w:val="fr-FR" w:eastAsia="fr-FR" w:bidi="fr-FR"/>
         </w:rPr>
-        <w:t>Grille d'evaluation</w:t>
+        <w:t>Grille d'évaluation</w:t>
       </w:r>
     </w:p>
     <w:tbl>
@@ -500,8 +562,9 @@
               <w:rPr>
                 <w:b/>
                 <w:sz w:val="19"/>
+                <w:lang w:val="fr-FR" w:eastAsia="fr-FR" w:bidi="fr-FR"/>
               </w:rPr>
-              <w:t>Critere evalue</w:t>
+              <w:t>Critère évalué</w:t>
             </w:r>
           </w:p>
         </w:tc>
@@ -519,6 +582,7 @@
               <w:rPr>
                 <w:b/>
                 <w:sz w:val="19"/>
+                <w:lang w:val="fr-FR" w:eastAsia="fr-FR" w:bidi="fr-FR"/>
               </w:rPr>
               <w:t>Indicateurs observables / questions d'appui</w:t>
             </w:r>
@@ -538,6 +602,7 @@
               <w:rPr>
                 <w:b/>
                 <w:sz w:val="19"/>
+                <w:lang w:val="fr-FR" w:eastAsia="fr-FR" w:bidi="fr-FR"/>
               </w:rPr>
               <w:t>NA</w:t>
             </w:r>
@@ -557,6 +622,7 @@
               <w:rPr>
                 <w:b/>
                 <w:sz w:val="19"/>
+                <w:lang w:val="fr-FR" w:eastAsia="fr-FR" w:bidi="fr-FR"/>
               </w:rPr>
               <w:t>PA</w:t>
             </w:r>
@@ -576,6 +642,7 @@
               <w:rPr>
                 <w:b/>
                 <w:sz w:val="19"/>
+                <w:lang w:val="fr-FR" w:eastAsia="fr-FR" w:bidi="fr-FR"/>
               </w:rPr>
               <w:t>A</w:t>
             </w:r>
@@ -595,6 +662,7 @@
               <w:rPr>
                 <w:b/>
                 <w:sz w:val="19"/>
+                <w:lang w:val="fr-FR" w:eastAsia="fr-FR" w:bidi="fr-FR"/>
               </w:rPr>
               <w:t>TB</w:t>
             </w:r>
@@ -614,6 +682,7 @@
               <w:rPr>
                 <w:b/>
                 <w:sz w:val="19"/>
+                <w:lang w:val="fr-FR" w:eastAsia="fr-FR" w:bidi="fr-FR"/>
               </w:rPr>
               <w:t>Observations</w:t>
             </w:r>
@@ -631,7 +700,10 @@
               <w:spacing w:after="0"/>
             </w:pPr>
             <w:r>
-              <w:t>Qualite et conformite du rapport/support</w:t>
+              <w:rPr>
+                <w:lang w:val="fr-FR" w:eastAsia="fr-FR" w:bidi="fr-FR"/>
+              </w:rPr>
+              <w:t>Qualité et conformité du rapport/support</w:t>
             </w:r>
           </w:p>
         </w:tc>
@@ -645,7 +717,10 @@
               <w:spacing w:after="0"/>
             </w:pPr>
             <w:r>
-              <w:t>Support lisible, structure, coherent avec l'epreuve et directement exploitable pour l'evaluation.</w:t>
+              <w:rPr>
+                <w:lang w:val="fr-FR" w:eastAsia="fr-FR" w:bidi="fr-FR"/>
+              </w:rPr>
+              <w:t>Support lisible, structuré, cohérent avec l'épreuve et directement exploitable pour l'évaluation.</w:t>
             </w:r>
           </w:p>
         </w:tc>
@@ -659,7 +734,11 @@
               <w:spacing w:after="0"/>
               <w:jc w:val="center"/>
             </w:pPr>
-            <w:r/>
+            <w:r>
+              <w:rPr>
+                <w:lang w:val="fr-FR" w:eastAsia="fr-FR" w:bidi="fr-FR"/>
+              </w:rPr>
+            </w:r>
           </w:p>
         </w:tc>
         <w:tc>
@@ -672,7 +751,11 @@
               <w:spacing w:after="0"/>
               <w:jc w:val="center"/>
             </w:pPr>
-            <w:r/>
+            <w:r>
+              <w:rPr>
+                <w:lang w:val="fr-FR" w:eastAsia="fr-FR" w:bidi="fr-FR"/>
+              </w:rPr>
+            </w:r>
           </w:p>
         </w:tc>
         <w:tc>
@@ -685,7 +768,11 @@
               <w:spacing w:after="0"/>
               <w:jc w:val="center"/>
             </w:pPr>
-            <w:r/>
+            <w:r>
+              <w:rPr>
+                <w:lang w:val="fr-FR" w:eastAsia="fr-FR" w:bidi="fr-FR"/>
+              </w:rPr>
+            </w:r>
           </w:p>
         </w:tc>
         <w:tc>
@@ -698,7 +785,11 @@
               <w:spacing w:after="0"/>
               <w:jc w:val="center"/>
             </w:pPr>
-            <w:r/>
+            <w:r>
+              <w:rPr>
+                <w:lang w:val="fr-FR" w:eastAsia="fr-FR" w:bidi="fr-FR"/>
+              </w:rPr>
+            </w:r>
           </w:p>
         </w:tc>
         <w:tc>
@@ -710,7 +801,11 @@
             <w:pPr>
               <w:spacing w:after="0"/>
             </w:pPr>
-            <w:r/>
+            <w:r>
+              <w:rPr>
+                <w:lang w:val="fr-FR" w:eastAsia="fr-FR" w:bidi="fr-FR"/>
+              </w:rPr>
+            </w:r>
           </w:p>
         </w:tc>
       </w:tr>
@@ -725,7 +820,10 @@
               <w:spacing w:after="0"/>
             </w:pPr>
             <w:r>
-              <w:t>explicitation du contexte entreprise et de la mission en pilotage des procedes</w:t>
+              <w:rPr>
+                <w:lang w:val="fr-FR" w:eastAsia="fr-FR" w:bidi="fr-FR"/>
+              </w:rPr>
+              <w:t>explicitation du contexte entreprise et de la mission en pilotage des procédés</w:t>
             </w:r>
           </w:p>
         </w:tc>
@@ -739,7 +837,10 @@
               <w:spacing w:after="0"/>
             </w:pPr>
             <w:r>
-              <w:t>Le candidat situe precisement l'organisation, ses missions et le perimetre de son intervention.</w:t>
+              <w:rPr>
+                <w:lang w:val="fr-FR" w:eastAsia="fr-FR" w:bidi="fr-FR"/>
+              </w:rPr>
+              <w:t>Le candidat situe précisément l'organisation, ses missions et le périmètre de son intervention.</w:t>
             </w:r>
           </w:p>
         </w:tc>
@@ -753,7 +854,11 @@
               <w:spacing w:after="0"/>
               <w:jc w:val="center"/>
             </w:pPr>
-            <w:r/>
+            <w:r>
+              <w:rPr>
+                <w:lang w:val="fr-FR" w:eastAsia="fr-FR" w:bidi="fr-FR"/>
+              </w:rPr>
+            </w:r>
           </w:p>
         </w:tc>
         <w:tc>
@@ -766,7 +871,11 @@
               <w:spacing w:after="0"/>
               <w:jc w:val="center"/>
             </w:pPr>
-            <w:r/>
+            <w:r>
+              <w:rPr>
+                <w:lang w:val="fr-FR" w:eastAsia="fr-FR" w:bidi="fr-FR"/>
+              </w:rPr>
+            </w:r>
           </w:p>
         </w:tc>
         <w:tc>
@@ -779,7 +888,11 @@
               <w:spacing w:after="0"/>
               <w:jc w:val="center"/>
             </w:pPr>
-            <w:r/>
+            <w:r>
+              <w:rPr>
+                <w:lang w:val="fr-FR" w:eastAsia="fr-FR" w:bidi="fr-FR"/>
+              </w:rPr>
+            </w:r>
           </w:p>
         </w:tc>
         <w:tc>
@@ -792,7 +905,11 @@
               <w:spacing w:after="0"/>
               <w:jc w:val="center"/>
             </w:pPr>
-            <w:r/>
+            <w:r>
+              <w:rPr>
+                <w:lang w:val="fr-FR" w:eastAsia="fr-FR" w:bidi="fr-FR"/>
+              </w:rPr>
+            </w:r>
           </w:p>
         </w:tc>
         <w:tc>
@@ -804,7 +921,11 @@
             <w:pPr>
               <w:spacing w:after="0"/>
             </w:pPr>
-            <w:r/>
+            <w:r>
+              <w:rPr>
+                <w:lang w:val="fr-FR" w:eastAsia="fr-FR" w:bidi="fr-FR"/>
+              </w:rPr>
+            </w:r>
           </w:p>
         </w:tc>
       </w:tr>
@@ -819,7 +940,10 @@
               <w:spacing w:after="0"/>
             </w:pPr>
             <w:r>
-              <w:t>maitrise technique des activites realisees</w:t>
+              <w:rPr>
+                <w:lang w:val="fr-FR" w:eastAsia="fr-FR" w:bidi="fr-FR"/>
+              </w:rPr>
+              <w:t>maîtrise technique des activités réalisées</w:t>
             </w:r>
           </w:p>
         </w:tc>
@@ -833,7 +957,10 @@
               <w:spacing w:after="0"/>
             </w:pPr>
             <w:r>
-              <w:t>Les techniques, outils et methodes mobilises sont expliques et justifies avec exactitude.</w:t>
+              <w:rPr>
+                <w:lang w:val="fr-FR" w:eastAsia="fr-FR" w:bidi="fr-FR"/>
+              </w:rPr>
+              <w:t>Les techniques, outils et méthodes mobilisés sont expliqués et justifiés avec exactitude.</w:t>
             </w:r>
           </w:p>
         </w:tc>
@@ -847,7 +974,11 @@
               <w:spacing w:after="0"/>
               <w:jc w:val="center"/>
             </w:pPr>
-            <w:r/>
+            <w:r>
+              <w:rPr>
+                <w:lang w:val="fr-FR" w:eastAsia="fr-FR" w:bidi="fr-FR"/>
+              </w:rPr>
+            </w:r>
           </w:p>
         </w:tc>
         <w:tc>
@@ -860,7 +991,11 @@
               <w:spacing w:after="0"/>
               <w:jc w:val="center"/>
             </w:pPr>
-            <w:r/>
+            <w:r>
+              <w:rPr>
+                <w:lang w:val="fr-FR" w:eastAsia="fr-FR" w:bidi="fr-FR"/>
+              </w:rPr>
+            </w:r>
           </w:p>
         </w:tc>
         <w:tc>
@@ -873,7 +1008,11 @@
               <w:spacing w:after="0"/>
               <w:jc w:val="center"/>
             </w:pPr>
-            <w:r/>
+            <w:r>
+              <w:rPr>
+                <w:lang w:val="fr-FR" w:eastAsia="fr-FR" w:bidi="fr-FR"/>
+              </w:rPr>
+            </w:r>
           </w:p>
         </w:tc>
         <w:tc>
@@ -886,7 +1025,11 @@
               <w:spacing w:after="0"/>
               <w:jc w:val="center"/>
             </w:pPr>
-            <w:r/>
+            <w:r>
+              <w:rPr>
+                <w:lang w:val="fr-FR" w:eastAsia="fr-FR" w:bidi="fr-FR"/>
+              </w:rPr>
+            </w:r>
           </w:p>
         </w:tc>
         <w:tc>
@@ -898,7 +1041,11 @@
             <w:pPr>
               <w:spacing w:after="0"/>
             </w:pPr>
-            <w:r/>
+            <w:r>
+              <w:rPr>
+                <w:lang w:val="fr-FR" w:eastAsia="fr-FR" w:bidi="fr-FR"/>
+              </w:rPr>
+            </w:r>
           </w:p>
         </w:tc>
       </w:tr>
@@ -913,7 +1060,10 @@
               <w:spacing w:after="0"/>
             </w:pPr>
             <w:r>
-              <w:t>analyse des choix, resultats et ecarts</w:t>
+              <w:rPr>
+                <w:lang w:val="fr-FR" w:eastAsia="fr-FR" w:bidi="fr-FR"/>
+              </w:rPr>
+              <w:t>analysé des choix, résultats et écarts</w:t>
             </w:r>
           </w:p>
         </w:tc>
@@ -927,7 +1077,10 @@
               <w:spacing w:after="0"/>
             </w:pPr>
             <w:r>
-              <w:t>Les choix, contraintes, resultats et eventuels ecarts sont analyses avec recul professionnel.</w:t>
+              <w:rPr>
+                <w:lang w:val="fr-FR" w:eastAsia="fr-FR" w:bidi="fr-FR"/>
+              </w:rPr>
+              <w:t>Les choix, contraintes, résultats et éventuels écarts sont analysés avec recul professionnel.</w:t>
             </w:r>
           </w:p>
         </w:tc>
@@ -941,7 +1094,11 @@
               <w:spacing w:after="0"/>
               <w:jc w:val="center"/>
             </w:pPr>
-            <w:r/>
+            <w:r>
+              <w:rPr>
+                <w:lang w:val="fr-FR" w:eastAsia="fr-FR" w:bidi="fr-FR"/>
+              </w:rPr>
+            </w:r>
           </w:p>
         </w:tc>
         <w:tc>
@@ -954,7 +1111,11 @@
               <w:spacing w:after="0"/>
               <w:jc w:val="center"/>
             </w:pPr>
-            <w:r/>
+            <w:r>
+              <w:rPr>
+                <w:lang w:val="fr-FR" w:eastAsia="fr-FR" w:bidi="fr-FR"/>
+              </w:rPr>
+            </w:r>
           </w:p>
         </w:tc>
         <w:tc>
@@ -967,7 +1128,11 @@
               <w:spacing w:after="0"/>
               <w:jc w:val="center"/>
             </w:pPr>
-            <w:r/>
+            <w:r>
+              <w:rPr>
+                <w:lang w:val="fr-FR" w:eastAsia="fr-FR" w:bidi="fr-FR"/>
+              </w:rPr>
+            </w:r>
           </w:p>
         </w:tc>
         <w:tc>
@@ -980,7 +1145,11 @@
               <w:spacing w:after="0"/>
               <w:jc w:val="center"/>
             </w:pPr>
-            <w:r/>
+            <w:r>
+              <w:rPr>
+                <w:lang w:val="fr-FR" w:eastAsia="fr-FR" w:bidi="fr-FR"/>
+              </w:rPr>
+            </w:r>
           </w:p>
         </w:tc>
         <w:tc>
@@ -992,7 +1161,11 @@
             <w:pPr>
               <w:spacing w:after="0"/>
             </w:pPr>
-            <w:r/>
+            <w:r>
+              <w:rPr>
+                <w:lang w:val="fr-FR" w:eastAsia="fr-FR" w:bidi="fr-FR"/>
+              </w:rPr>
+            </w:r>
           </w:p>
         </w:tc>
       </w:tr>
@@ -1007,7 +1180,10 @@
               <w:spacing w:after="0"/>
             </w:pPr>
             <w:r>
-              <w:t>prise en compte de la qualite, de la securite, des procedures et des contraintes de couts/delais</w:t>
+              <w:rPr>
+                <w:lang w:val="fr-FR" w:eastAsia="fr-FR" w:bidi="fr-FR"/>
+              </w:rPr>
+              <w:t>prise en compte de la qualité, de la sécurité, des procedures et des contraintes de couts/delais</w:t>
             </w:r>
           </w:p>
         </w:tc>
@@ -1021,7 +1197,10 @@
               <w:spacing w:after="0"/>
             </w:pPr>
             <w:r>
-              <w:t>Les exigences de qualite, securite, reglementation et tracabilite sont prises en compte.</w:t>
+              <w:rPr>
+                <w:lang w:val="fr-FR" w:eastAsia="fr-FR" w:bidi="fr-FR"/>
+              </w:rPr>
+              <w:t>Les exigences de qualité, sécurité, réglementation et traçabilité sont prises en compte.</w:t>
             </w:r>
           </w:p>
         </w:tc>
@@ -1035,7 +1214,11 @@
               <w:spacing w:after="0"/>
               <w:jc w:val="center"/>
             </w:pPr>
-            <w:r/>
+            <w:r>
+              <w:rPr>
+                <w:lang w:val="fr-FR" w:eastAsia="fr-FR" w:bidi="fr-FR"/>
+              </w:rPr>
+            </w:r>
           </w:p>
         </w:tc>
         <w:tc>
@@ -1048,7 +1231,11 @@
               <w:spacing w:after="0"/>
               <w:jc w:val="center"/>
             </w:pPr>
-            <w:r/>
+            <w:r>
+              <w:rPr>
+                <w:lang w:val="fr-FR" w:eastAsia="fr-FR" w:bidi="fr-FR"/>
+              </w:rPr>
+            </w:r>
           </w:p>
         </w:tc>
         <w:tc>
@@ -1061,7 +1248,11 @@
               <w:spacing w:after="0"/>
               <w:jc w:val="center"/>
             </w:pPr>
-            <w:r/>
+            <w:r>
+              <w:rPr>
+                <w:lang w:val="fr-FR" w:eastAsia="fr-FR" w:bidi="fr-FR"/>
+              </w:rPr>
+            </w:r>
           </w:p>
         </w:tc>
         <w:tc>
@@ -1074,7 +1265,11 @@
               <w:spacing w:after="0"/>
               <w:jc w:val="center"/>
             </w:pPr>
-            <w:r/>
+            <w:r>
+              <w:rPr>
+                <w:lang w:val="fr-FR" w:eastAsia="fr-FR" w:bidi="fr-FR"/>
+              </w:rPr>
+            </w:r>
           </w:p>
         </w:tc>
         <w:tc>
@@ -1086,7 +1281,11 @@
             <w:pPr>
               <w:spacing w:after="0"/>
             </w:pPr>
-            <w:r/>
+            <w:r>
+              <w:rPr>
+                <w:lang w:val="fr-FR" w:eastAsia="fr-FR" w:bidi="fr-FR"/>
+              </w:rPr>
+            </w:r>
           </w:p>
         </w:tc>
       </w:tr>
@@ -1101,7 +1300,10 @@
               <w:spacing w:after="0"/>
             </w:pPr>
             <w:r>
-              <w:t>qualite de la soutenance et capacite de justification</w:t>
+              <w:rPr>
+                <w:lang w:val="fr-FR" w:eastAsia="fr-FR" w:bidi="fr-FR"/>
+              </w:rPr>
+              <w:t>qualité de la soutenance et capacite de justification</w:t>
             </w:r>
           </w:p>
         </w:tc>
@@ -1115,7 +1317,10 @@
               <w:spacing w:after="0"/>
             </w:pPr>
             <w:r>
-              <w:t>Les exigences de qualite, securite, reglementation et tracabilite sont prises en compte.</w:t>
+              <w:rPr>
+                <w:lang w:val="fr-FR" w:eastAsia="fr-FR" w:bidi="fr-FR"/>
+              </w:rPr>
+              <w:t>Expression claire, structurée, argumentée et adaptée au questionnement du jury.</w:t>
             </w:r>
           </w:p>
         </w:tc>
@@ -1129,7 +1334,11 @@
               <w:spacing w:after="0"/>
               <w:jc w:val="center"/>
             </w:pPr>
-            <w:r/>
+            <w:r>
+              <w:rPr>
+                <w:lang w:val="fr-FR" w:eastAsia="fr-FR" w:bidi="fr-FR"/>
+              </w:rPr>
+            </w:r>
           </w:p>
         </w:tc>
         <w:tc>
@@ -1142,7 +1351,11 @@
               <w:spacing w:after="0"/>
               <w:jc w:val="center"/>
             </w:pPr>
-            <w:r/>
+            <w:r>
+              <w:rPr>
+                <w:lang w:val="fr-FR" w:eastAsia="fr-FR" w:bidi="fr-FR"/>
+              </w:rPr>
+            </w:r>
           </w:p>
         </w:tc>
         <w:tc>
@@ -1155,7 +1368,11 @@
               <w:spacing w:after="0"/>
               <w:jc w:val="center"/>
             </w:pPr>
-            <w:r/>
+            <w:r>
+              <w:rPr>
+                <w:lang w:val="fr-FR" w:eastAsia="fr-FR" w:bidi="fr-FR"/>
+              </w:rPr>
+            </w:r>
           </w:p>
         </w:tc>
         <w:tc>
@@ -1168,7 +1385,11 @@
               <w:spacing w:after="0"/>
               <w:jc w:val="center"/>
             </w:pPr>
-            <w:r/>
+            <w:r>
+              <w:rPr>
+                <w:lang w:val="fr-FR" w:eastAsia="fr-FR" w:bidi="fr-FR"/>
+              </w:rPr>
+            </w:r>
           </w:p>
         </w:tc>
         <w:tc>
@@ -1180,7 +1401,11 @@
             <w:pPr>
               <w:spacing w:after="0"/>
             </w:pPr>
-            <w:r/>
+            <w:r>
+              <w:rPr>
+                <w:lang w:val="fr-FR" w:eastAsia="fr-FR" w:bidi="fr-FR"/>
+              </w:rPr>
+            </w:r>
           </w:p>
         </w:tc>
       </w:tr>
@@ -1195,7 +1420,10 @@
               <w:spacing w:after="0"/>
             </w:pPr>
             <w:r>
-              <w:t>prise de recul sur l'experience. Accent probable sur la conduite des installations, l'analyse de fonctionnement, les procedures, la qualite, la securite et la reaction aux aleas</w:t>
+              <w:rPr>
+                <w:lang w:val="fr-FR" w:eastAsia="fr-FR" w:bidi="fr-FR"/>
+              </w:rPr>
+              <w:t>prise de recul sur l'experience. Accent probable sur la conduite des installations, l'analysé de fonctionnement, les procedures, la qualité, la sécurité et la reaction aux aleas</w:t>
             </w:r>
           </w:p>
         </w:tc>
@@ -1209,7 +1437,10 @@
               <w:spacing w:after="0"/>
             </w:pPr>
             <w:r>
-              <w:t>Les choix, contraintes, resultats et eventuels ecarts sont analyses avec recul professionnel.</w:t>
+              <w:rPr>
+                <w:lang w:val="fr-FR" w:eastAsia="fr-FR" w:bidi="fr-FR"/>
+              </w:rPr>
+              <w:t>Les choix, contraintes, résultats et éventuels écarts sont analysés avec recul professionnel.</w:t>
             </w:r>
           </w:p>
         </w:tc>
@@ -1223,7 +1454,11 @@
               <w:spacing w:after="0"/>
               <w:jc w:val="center"/>
             </w:pPr>
-            <w:r/>
+            <w:r>
+              <w:rPr>
+                <w:lang w:val="fr-FR" w:eastAsia="fr-FR" w:bidi="fr-FR"/>
+              </w:rPr>
+            </w:r>
           </w:p>
         </w:tc>
         <w:tc>
@@ -1236,7 +1471,11 @@
               <w:spacing w:after="0"/>
               <w:jc w:val="center"/>
             </w:pPr>
-            <w:r/>
+            <w:r>
+              <w:rPr>
+                <w:lang w:val="fr-FR" w:eastAsia="fr-FR" w:bidi="fr-FR"/>
+              </w:rPr>
+            </w:r>
           </w:p>
         </w:tc>
         <w:tc>
@@ -1249,7 +1488,11 @@
               <w:spacing w:after="0"/>
               <w:jc w:val="center"/>
             </w:pPr>
-            <w:r/>
+            <w:r>
+              <w:rPr>
+                <w:lang w:val="fr-FR" w:eastAsia="fr-FR" w:bidi="fr-FR"/>
+              </w:rPr>
+            </w:r>
           </w:p>
         </w:tc>
         <w:tc>
@@ -1262,7 +1505,11 @@
               <w:spacing w:after="0"/>
               <w:jc w:val="center"/>
             </w:pPr>
-            <w:r/>
+            <w:r>
+              <w:rPr>
+                <w:lang w:val="fr-FR" w:eastAsia="fr-FR" w:bidi="fr-FR"/>
+              </w:rPr>
+            </w:r>
           </w:p>
         </w:tc>
         <w:tc>
@@ -1274,7 +1521,11 @@
             <w:pPr>
               <w:spacing w:after="0"/>
             </w:pPr>
-            <w:r/>
+            <w:r>
+              <w:rPr>
+                <w:lang w:val="fr-FR" w:eastAsia="fr-FR" w:bidi="fr-FR"/>
+              </w:rPr>
+            </w:r>
           </w:p>
         </w:tc>
       </w:tr>
@@ -1289,6 +1540,9 @@
               <w:spacing w:after="0"/>
             </w:pPr>
             <w:r>
+              <w:rPr>
+                <w:lang w:val="fr-FR" w:eastAsia="fr-FR" w:bidi="fr-FR"/>
+              </w:rPr>
               <w:t>Qualité et conformité du rapport</w:t>
             </w:r>
           </w:p>
@@ -1303,7 +1557,10 @@
               <w:spacing w:after="0"/>
             </w:pPr>
             <w:r>
-              <w:t>Support lisible, structure, coherent avec l'epreuve et directement exploitable pour l'evaluation.</w:t>
+              <w:rPr>
+                <w:lang w:val="fr-FR" w:eastAsia="fr-FR" w:bidi="fr-FR"/>
+              </w:rPr>
+              <w:t>Support lisible, structuré, cohérent avec l'épreuve et directement exploitable pour l'évaluation.</w:t>
             </w:r>
           </w:p>
         </w:tc>
@@ -1317,7 +1574,11 @@
               <w:spacing w:after="0"/>
               <w:jc w:val="center"/>
             </w:pPr>
-            <w:r/>
+            <w:r>
+              <w:rPr>
+                <w:lang w:val="fr-FR" w:eastAsia="fr-FR" w:bidi="fr-FR"/>
+              </w:rPr>
+            </w:r>
           </w:p>
         </w:tc>
         <w:tc>
@@ -1330,7 +1591,11 @@
               <w:spacing w:after="0"/>
               <w:jc w:val="center"/>
             </w:pPr>
-            <w:r/>
+            <w:r>
+              <w:rPr>
+                <w:lang w:val="fr-FR" w:eastAsia="fr-FR" w:bidi="fr-FR"/>
+              </w:rPr>
+            </w:r>
           </w:p>
         </w:tc>
         <w:tc>
@@ -1343,7 +1608,11 @@
               <w:spacing w:after="0"/>
               <w:jc w:val="center"/>
             </w:pPr>
-            <w:r/>
+            <w:r>
+              <w:rPr>
+                <w:lang w:val="fr-FR" w:eastAsia="fr-FR" w:bidi="fr-FR"/>
+              </w:rPr>
+            </w:r>
           </w:p>
         </w:tc>
         <w:tc>
@@ -1356,7 +1625,11 @@
               <w:spacing w:after="0"/>
               <w:jc w:val="center"/>
             </w:pPr>
-            <w:r/>
+            <w:r>
+              <w:rPr>
+                <w:lang w:val="fr-FR" w:eastAsia="fr-FR" w:bidi="fr-FR"/>
+              </w:rPr>
+            </w:r>
           </w:p>
         </w:tc>
         <w:tc>
@@ -1368,7 +1641,11 @@
             <w:pPr>
               <w:spacing w:after="0"/>
             </w:pPr>
-            <w:r/>
+            <w:r>
+              <w:rPr>
+                <w:lang w:val="fr-FR" w:eastAsia="fr-FR" w:bidi="fr-FR"/>
+              </w:rPr>
+            </w:r>
           </w:p>
         </w:tc>
       </w:tr>
@@ -1383,6 +1660,9 @@
               <w:spacing w:after="0"/>
             </w:pPr>
             <w:r>
+              <w:rPr>
+                <w:lang w:val="fr-FR" w:eastAsia="fr-FR" w:bidi="fr-FR"/>
+              </w:rPr>
               <w:t>explicitation du contexte entreprise et de la mission</w:t>
             </w:r>
           </w:p>
@@ -1397,7 +1677,10 @@
               <w:spacing w:after="0"/>
             </w:pPr>
             <w:r>
-              <w:t>Le candidat situe precisement l'organisation, ses missions et le perimetre de son intervention.</w:t>
+              <w:rPr>
+                <w:lang w:val="fr-FR" w:eastAsia="fr-FR" w:bidi="fr-FR"/>
+              </w:rPr>
+              <w:t>Le candidat situe précisément l'organisation, ses missions et le périmètre de son intervention.</w:t>
             </w:r>
           </w:p>
         </w:tc>
@@ -1411,7 +1694,11 @@
               <w:spacing w:after="0"/>
               <w:jc w:val="center"/>
             </w:pPr>
-            <w:r/>
+            <w:r>
+              <w:rPr>
+                <w:lang w:val="fr-FR" w:eastAsia="fr-FR" w:bidi="fr-FR"/>
+              </w:rPr>
+            </w:r>
           </w:p>
         </w:tc>
         <w:tc>
@@ -1424,7 +1711,11 @@
               <w:spacing w:after="0"/>
               <w:jc w:val="center"/>
             </w:pPr>
-            <w:r/>
+            <w:r>
+              <w:rPr>
+                <w:lang w:val="fr-FR" w:eastAsia="fr-FR" w:bidi="fr-FR"/>
+              </w:rPr>
+            </w:r>
           </w:p>
         </w:tc>
         <w:tc>
@@ -1437,7 +1728,11 @@
               <w:spacing w:after="0"/>
               <w:jc w:val="center"/>
             </w:pPr>
-            <w:r/>
+            <w:r>
+              <w:rPr>
+                <w:lang w:val="fr-FR" w:eastAsia="fr-FR" w:bidi="fr-FR"/>
+              </w:rPr>
+            </w:r>
           </w:p>
         </w:tc>
         <w:tc>
@@ -1450,7 +1745,11 @@
               <w:spacing w:after="0"/>
               <w:jc w:val="center"/>
             </w:pPr>
-            <w:r/>
+            <w:r>
+              <w:rPr>
+                <w:lang w:val="fr-FR" w:eastAsia="fr-FR" w:bidi="fr-FR"/>
+              </w:rPr>
+            </w:r>
           </w:p>
         </w:tc>
         <w:tc>
@@ -1462,7 +1761,11 @@
             <w:pPr>
               <w:spacing w:after="0"/>
             </w:pPr>
-            <w:r/>
+            <w:r>
+              <w:rPr>
+                <w:lang w:val="fr-FR" w:eastAsia="fr-FR" w:bidi="fr-FR"/>
+              </w:rPr>
+            </w:r>
           </w:p>
         </w:tc>
       </w:tr>
@@ -1477,6 +1780,9 @@
               <w:spacing w:after="0"/>
             </w:pPr>
             <w:r>
+              <w:rPr>
+                <w:lang w:val="fr-FR" w:eastAsia="fr-FR" w:bidi="fr-FR"/>
+              </w:rPr>
               <w:t>maîtrise technique des activités (pilotage, maintenance, QHSSE)</w:t>
             </w:r>
           </w:p>
@@ -1491,7 +1797,10 @@
               <w:spacing w:after="0"/>
             </w:pPr>
             <w:r>
-              <w:t>Les techniques, outils et methodes mobilises sont expliques et justifies avec exactitude.</w:t>
+              <w:rPr>
+                <w:lang w:val="fr-FR" w:eastAsia="fr-FR" w:bidi="fr-FR"/>
+              </w:rPr>
+              <w:t>Les techniques, outils et méthodes mobilisés sont expliqués et justifiés avec exactitude.</w:t>
             </w:r>
           </w:p>
         </w:tc>
@@ -1505,7 +1814,11 @@
               <w:spacing w:after="0"/>
               <w:jc w:val="center"/>
             </w:pPr>
-            <w:r/>
+            <w:r>
+              <w:rPr>
+                <w:lang w:val="fr-FR" w:eastAsia="fr-FR" w:bidi="fr-FR"/>
+              </w:rPr>
+            </w:r>
           </w:p>
         </w:tc>
         <w:tc>
@@ -1518,7 +1831,11 @@
               <w:spacing w:after="0"/>
               <w:jc w:val="center"/>
             </w:pPr>
-            <w:r/>
+            <w:r>
+              <w:rPr>
+                <w:lang w:val="fr-FR" w:eastAsia="fr-FR" w:bidi="fr-FR"/>
+              </w:rPr>
+            </w:r>
           </w:p>
         </w:tc>
         <w:tc>
@@ -1531,7 +1848,11 @@
               <w:spacing w:after="0"/>
               <w:jc w:val="center"/>
             </w:pPr>
-            <w:r/>
+            <w:r>
+              <w:rPr>
+                <w:lang w:val="fr-FR" w:eastAsia="fr-FR" w:bidi="fr-FR"/>
+              </w:rPr>
+            </w:r>
           </w:p>
         </w:tc>
         <w:tc>
@@ -1544,7 +1865,11 @@
               <w:spacing w:after="0"/>
               <w:jc w:val="center"/>
             </w:pPr>
-            <w:r/>
+            <w:r>
+              <w:rPr>
+                <w:lang w:val="fr-FR" w:eastAsia="fr-FR" w:bidi="fr-FR"/>
+              </w:rPr>
+            </w:r>
           </w:p>
         </w:tc>
         <w:tc>
@@ -1556,7 +1881,11 @@
             <w:pPr>
               <w:spacing w:after="0"/>
             </w:pPr>
-            <w:r/>
+            <w:r>
+              <w:rPr>
+                <w:lang w:val="fr-FR" w:eastAsia="fr-FR" w:bidi="fr-FR"/>
+              </w:rPr>
+            </w:r>
           </w:p>
         </w:tc>
       </w:tr>
@@ -1571,6 +1900,9 @@
               <w:spacing w:after="0"/>
             </w:pPr>
             <w:r>
+              <w:rPr>
+                <w:lang w:val="fr-FR" w:eastAsia="fr-FR" w:bidi="fr-FR"/>
+              </w:rPr>
               <w:t>prise en compte des procédures, qualité, sécurité, coûts/délais</w:t>
             </w:r>
           </w:p>
@@ -1585,7 +1917,10 @@
               <w:spacing w:after="0"/>
             </w:pPr>
             <w:r>
-              <w:t>Elements observables explicitables dans le support ecrit et confirmables lors de l'entretien.</w:t>
+              <w:rPr>
+                <w:lang w:val="fr-FR" w:eastAsia="fr-FR" w:bidi="fr-FR"/>
+              </w:rPr>
+              <w:t>Éléments observables explicitables dans le support écrit et confirmables lors de l'entretien.</w:t>
             </w:r>
           </w:p>
         </w:tc>
@@ -1599,7 +1934,11 @@
               <w:spacing w:after="0"/>
               <w:jc w:val="center"/>
             </w:pPr>
-            <w:r/>
+            <w:r>
+              <w:rPr>
+                <w:lang w:val="fr-FR" w:eastAsia="fr-FR" w:bidi="fr-FR"/>
+              </w:rPr>
+            </w:r>
           </w:p>
         </w:tc>
         <w:tc>
@@ -1612,7 +1951,11 @@
               <w:spacing w:after="0"/>
               <w:jc w:val="center"/>
             </w:pPr>
-            <w:r/>
+            <w:r>
+              <w:rPr>
+                <w:lang w:val="fr-FR" w:eastAsia="fr-FR" w:bidi="fr-FR"/>
+              </w:rPr>
+            </w:r>
           </w:p>
         </w:tc>
         <w:tc>
@@ -1625,7 +1968,11 @@
               <w:spacing w:after="0"/>
               <w:jc w:val="center"/>
             </w:pPr>
-            <w:r/>
+            <w:r>
+              <w:rPr>
+                <w:lang w:val="fr-FR" w:eastAsia="fr-FR" w:bidi="fr-FR"/>
+              </w:rPr>
+            </w:r>
           </w:p>
         </w:tc>
         <w:tc>
@@ -1638,7 +1985,11 @@
               <w:spacing w:after="0"/>
               <w:jc w:val="center"/>
             </w:pPr>
-            <w:r/>
+            <w:r>
+              <w:rPr>
+                <w:lang w:val="fr-FR" w:eastAsia="fr-FR" w:bidi="fr-FR"/>
+              </w:rPr>
+            </w:r>
           </w:p>
         </w:tc>
         <w:tc>
@@ -1650,7 +2001,11 @@
             <w:pPr>
               <w:spacing w:after="0"/>
             </w:pPr>
-            <w:r/>
+            <w:r>
+              <w:rPr>
+                <w:lang w:val="fr-FR" w:eastAsia="fr-FR" w:bidi="fr-FR"/>
+              </w:rPr>
+            </w:r>
           </w:p>
         </w:tc>
       </w:tr>
@@ -1665,6 +2020,9 @@
               <w:spacing w:after="0"/>
             </w:pPr>
             <w:r>
+              <w:rPr>
+                <w:lang w:val="fr-FR" w:eastAsia="fr-FR" w:bidi="fr-FR"/>
+              </w:rPr>
               <w:t>qualité de la soutenance et justification</w:t>
             </w:r>
           </w:p>
@@ -1679,7 +2037,10 @@
               <w:spacing w:after="0"/>
             </w:pPr>
             <w:r>
-              <w:t>Expression claire, structuree, argumentee et adaptee au questionnement du jury.</w:t>
+              <w:rPr>
+                <w:lang w:val="fr-FR" w:eastAsia="fr-FR" w:bidi="fr-FR"/>
+              </w:rPr>
+              <w:t>Expression claire, structurée, argumentée et adaptée au questionnement du jury.</w:t>
             </w:r>
           </w:p>
         </w:tc>
@@ -1693,7 +2054,11 @@
               <w:spacing w:after="0"/>
               <w:jc w:val="center"/>
             </w:pPr>
-            <w:r/>
+            <w:r>
+              <w:rPr>
+                <w:lang w:val="fr-FR" w:eastAsia="fr-FR" w:bidi="fr-FR"/>
+              </w:rPr>
+            </w:r>
           </w:p>
         </w:tc>
         <w:tc>
@@ -1706,7 +2071,11 @@
               <w:spacing w:after="0"/>
               <w:jc w:val="center"/>
             </w:pPr>
-            <w:r/>
+            <w:r>
+              <w:rPr>
+                <w:lang w:val="fr-FR" w:eastAsia="fr-FR" w:bidi="fr-FR"/>
+              </w:rPr>
+            </w:r>
           </w:p>
         </w:tc>
         <w:tc>
@@ -1719,7 +2088,11 @@
               <w:spacing w:after="0"/>
               <w:jc w:val="center"/>
             </w:pPr>
-            <w:r/>
+            <w:r>
+              <w:rPr>
+                <w:lang w:val="fr-FR" w:eastAsia="fr-FR" w:bidi="fr-FR"/>
+              </w:rPr>
+            </w:r>
           </w:p>
         </w:tc>
         <w:tc>
@@ -1732,7 +2105,11 @@
               <w:spacing w:after="0"/>
               <w:jc w:val="center"/>
             </w:pPr>
-            <w:r/>
+            <w:r>
+              <w:rPr>
+                <w:lang w:val="fr-FR" w:eastAsia="fr-FR" w:bidi="fr-FR"/>
+              </w:rPr>
+            </w:r>
           </w:p>
         </w:tc>
         <w:tc>
@@ -1744,7 +2121,11 @@
             <w:pPr>
               <w:spacing w:after="0"/>
             </w:pPr>
-            <w:r/>
+            <w:r>
+              <w:rPr>
+                <w:lang w:val="fr-FR" w:eastAsia="fr-FR" w:bidi="fr-FR"/>
+              </w:rPr>
+            </w:r>
           </w:p>
         </w:tc>
       </w:tr>
@@ -1759,6 +2140,9 @@
               <w:spacing w:after="0"/>
             </w:pPr>
             <w:r>
+              <w:rPr>
+                <w:lang w:val="fr-FR" w:eastAsia="fr-FR" w:bidi="fr-FR"/>
+              </w:rPr>
               <w:t>prise de recul sur l'expérience</w:t>
             </w:r>
           </w:p>
@@ -1773,7 +2157,10 @@
               <w:spacing w:after="0"/>
             </w:pPr>
             <w:r>
-              <w:t>Les choix, contraintes, resultats et eventuels ecarts sont analyses avec recul professionnel.</w:t>
+              <w:rPr>
+                <w:lang w:val="fr-FR" w:eastAsia="fr-FR" w:bidi="fr-FR"/>
+              </w:rPr>
+              <w:t>Les choix, contraintes, résultats et éventuels écarts sont analysés avec recul professionnel.</w:t>
             </w:r>
           </w:p>
         </w:tc>
@@ -1787,7 +2174,11 @@
               <w:spacing w:after="0"/>
               <w:jc w:val="center"/>
             </w:pPr>
-            <w:r/>
+            <w:r>
+              <w:rPr>
+                <w:lang w:val="fr-FR" w:eastAsia="fr-FR" w:bidi="fr-FR"/>
+              </w:rPr>
+            </w:r>
           </w:p>
         </w:tc>
         <w:tc>
@@ -1800,7 +2191,11 @@
               <w:spacing w:after="0"/>
               <w:jc w:val="center"/>
             </w:pPr>
-            <w:r/>
+            <w:r>
+              <w:rPr>
+                <w:lang w:val="fr-FR" w:eastAsia="fr-FR" w:bidi="fr-FR"/>
+              </w:rPr>
+            </w:r>
           </w:p>
         </w:tc>
         <w:tc>
@@ -1813,7 +2208,11 @@
               <w:spacing w:after="0"/>
               <w:jc w:val="center"/>
             </w:pPr>
-            <w:r/>
+            <w:r>
+              <w:rPr>
+                <w:lang w:val="fr-FR" w:eastAsia="fr-FR" w:bidi="fr-FR"/>
+              </w:rPr>
+            </w:r>
           </w:p>
         </w:tc>
         <w:tc>
@@ -1826,7 +2225,11 @@
               <w:spacing w:after="0"/>
               <w:jc w:val="center"/>
             </w:pPr>
-            <w:r/>
+            <w:r>
+              <w:rPr>
+                <w:lang w:val="fr-FR" w:eastAsia="fr-FR" w:bidi="fr-FR"/>
+              </w:rPr>
+            </w:r>
           </w:p>
         </w:tc>
         <w:tc>
@@ -1838,7 +2241,11 @@
             <w:pPr>
               <w:spacing w:after="0"/>
             </w:pPr>
-            <w:r/>
+            <w:r>
+              <w:rPr>
+                <w:lang w:val="fr-FR" w:eastAsia="fr-FR" w:bidi="fr-FR"/>
+              </w:rPr>
+            </w:r>
           </w:p>
         </w:tc>
       </w:tr>
@@ -1848,8 +2255,9 @@
       <w:r>
         <w:rPr>
           <w:b/>
+          <w:lang w:val="fr-FR" w:eastAsia="fr-FR" w:bidi="fr-FR"/>
         </w:rPr>
-        <w:t>Appreciation synthetique</w:t>
+        <w:t>Appréciation synthétique</w:t>
       </w:r>
     </w:p>
     <w:tbl>
@@ -1873,8 +2281,9 @@
             <w:r>
               <w:rPr>
                 <w:b/>
+                <w:lang w:val="fr-FR" w:eastAsia="fr-FR" w:bidi="fr-FR"/>
               </w:rPr>
-              <w:t>Points forts observes</w:t>
+              <w:t>Points forts observés</w:t>
             </w:r>
           </w:p>
         </w:tc>
@@ -1883,7 +2292,11 @@
             <w:tcW w:type="dxa" w:w="10658"/>
           </w:tcPr>
           <w:p>
-            <w:r/>
+            <w:r>
+              <w:rPr>
+                <w:lang w:val="fr-FR" w:eastAsia="fr-FR" w:bidi="fr-FR"/>
+              </w:rPr>
+            </w:r>
           </w:p>
         </w:tc>
       </w:tr>
@@ -1897,6 +2310,7 @@
             <w:r>
               <w:rPr>
                 <w:b/>
+                <w:lang w:val="fr-FR" w:eastAsia="fr-FR" w:bidi="fr-FR"/>
               </w:rPr>
               <w:t>Axes de progression / vigilance</w:t>
             </w:r>
@@ -1907,7 +2321,11 @@
             <w:tcW w:type="dxa" w:w="10658"/>
           </w:tcPr>
           <w:p>
-            <w:r/>
+            <w:r>
+              <w:rPr>
+                <w:lang w:val="fr-FR" w:eastAsia="fr-FR" w:bidi="fr-FR"/>
+              </w:rPr>
+            </w:r>
           </w:p>
         </w:tc>
       </w:tr>
@@ -1921,8 +2339,9 @@
             <w:r>
               <w:rPr>
                 <w:b/>
+                <w:lang w:val="fr-FR" w:eastAsia="fr-FR" w:bidi="fr-FR"/>
               </w:rPr>
-              <w:t>Decision / note / positionnement local</w:t>
+              <w:t>Décision / note / positionnement local</w:t>
             </w:r>
           </w:p>
         </w:tc>
@@ -1931,7 +2350,11 @@
             <w:tcW w:type="dxa" w:w="10658"/>
           </w:tcPr>
           <w:p>
-            <w:r/>
+            <w:r>
+              <w:rPr>
+                <w:lang w:val="fr-FR" w:eastAsia="fr-FR" w:bidi="fr-FR"/>
+              </w:rPr>
+            </w:r>
           </w:p>
         </w:tc>
       </w:tr>
@@ -1941,17 +2364,24 @@
       <w:r>
         <w:rPr>
           <w:b/>
+          <w:lang w:val="fr-FR" w:eastAsia="fr-FR" w:bidi="fr-FR"/>
         </w:rPr>
         <w:t>Fondement et sources de reconstitution</w:t>
       </w:r>
     </w:p>
     <w:p>
       <w:r>
-        <w:t>Croisement entre le rapport d'activites en milieu professionnel, le BO 2016 et le referentiel de procede.</w:t>
+        <w:rPr>
+          <w:lang w:val="fr-FR" w:eastAsia="fr-FR" w:bidi="fr-FR"/>
+        </w:rPr>
+        <w:t>Croisement entre le rapport d'activités en milieu professionnel, le BO 2016 et le référentiel de procede.</w:t>
       </w:r>
     </w:p>
     <w:p>
       <w:r>
+        <w:rPr>
+          <w:lang w:val="fr-FR" w:eastAsia="fr-FR" w:bidi="fr-FR"/>
+        </w:rPr>
         <w:t>Le rapport d'activités en milieu professionnel est une épreuve orale. Le référentiel du BTS Pilotage des Procédés met l'accent sur l'organisation et la coordination de la production, le pilotage et la maintenance des installations, l'amélioration continue, l'application des règles QHSSE, la traçabilité des informations, l'identification des risques et l'animation des équipes. Le rapport doit refléter l'acquisition de ces compétences. La soutenance orale permet d'évaluer l'activité conduite par l'étudiant.</w:t>
       </w:r>
     </w:p>
@@ -1959,8 +2389,9 @@
       <w:r>
         <w:rPr>
           <w:sz w:val="17"/>
+          <w:lang w:val="fr-FR" w:eastAsia="fr-FR" w:bidi="fr-FR"/>
         </w:rPr>
-        <w:t>Referentiel : https://www.education.gouv.fr/bo/16/Hebdo13/MENS1603374A.htm</w:t>
+        <w:t>Référentiel : https://www.education.gouv.fr/bo/16/Hebdo13/MENS1603374A.htm</w:t>
       </w:r>
     </w:p>
     <w:sectPr>
@@ -2339,6 +2770,7 @@
     <w:rPr>
       <w:rFonts w:ascii="Aptos" w:hAnsi="Aptos"/>
       <w:sz w:val="20"/>
+      <w:lang w:val="fr-FR" w:eastAsia="fr-FR" w:bidi="fr-FR"/>
     </w:rPr>
   </w:style>
   <w:style w:type="paragraph" w:styleId="Header">

--- a/downloads/fiches/bts_pilotage_des_procedes_fiche_evaluation.docx
+++ b/downloads/fiches/bts_pilotage_des_procedes_fiche_evaluation.docx
@@ -280,7 +280,7 @@
               <w:rPr>
                 <w:lang w:val="fr-FR" w:eastAsia="fr-FR" w:bidi="fr-FR"/>
               </w:rPr>
-              <w:t>Ponctuelle documentee</w:t>
+              <w:t>Ponctuelle documentée</w:t>
             </w:r>
           </w:p>
         </w:tc>

--- a/downloads/fiches/bts_pilotage_des_procedes_fiche_evaluation.docx
+++ b/downloads/fiches/bts_pilotage_des_procedes_fiche_evaluation.docx
@@ -9,11 +9,8 @@
       <w:r>
         <w:rPr>
           <w:b/>
-          <w:color w:val="1F4E79"/>
-          <w:sz w:val="32"/>
-          <w:lang w:val="fr-FR" w:eastAsia="fr-FR" w:bidi="fr-FR"/>
         </w:rPr>
-        <w:t>Fiche d'évaluation reconstituée - BTS Pilotage des procédés</w:t>
+        <w:t>Fiche d'évaluation - BTS Pilotage des procédés</w:t>
       </w:r>
     </w:p>
     <w:p>
@@ -27,31 +24,6 @@
           <w:lang w:val="fr-FR" w:eastAsia="fr-FR" w:bidi="fr-FR"/>
         </w:rPr>
         <w:t>Support évalué : Rapport d'activités en milieu professionnel | Modalité : Ponctuelle | Option : Production des pates, papiers et cartons|Productique</w:t>
-      </w:r>
-    </w:p>
-    <w:p>
-      <w:pPr>
-        <w:jc w:val="center"/>
-      </w:pPr>
-      <w:r>
-        <w:rPr>
-          <w:b/>
-          <w:color w:val="4F81BD"/>
-          <w:lang w:val="fr-FR" w:eastAsia="fr-FR" w:bidi="fr-FR"/>
-        </w:rPr>
-        <w:t>Fiche reconstituée à partir de critères officiels</w:t>
-      </w:r>
-    </w:p>
-    <w:p>
-      <w:pPr>
-        <w:spacing w:after="120"/>
-      </w:pPr>
-      <w:r>
-        <w:rPr>
-          <w:i/>
-          <w:lang w:val="fr-FR" w:eastAsia="fr-FR" w:bidi="fr-FR"/>
-        </w:rPr>
-        <w:t>Cette fiche est une reconstitution de travail à partir des sources publiques repérées au 2026-05-06. Elle ne remplace pas un formulaire national opposable lorsqu'une grille officielle complète existe par ailleurs.</w:t>
       </w:r>
     </w:p>
     <w:tbl>
@@ -108,9 +80,8 @@
             <w:r>
               <w:rPr>
                 <w:b/>
-                <w:lang w:val="fr-FR" w:eastAsia="fr-FR" w:bidi="fr-FR"/>
               </w:rPr>
-              <w:t>Modalité</w:t>
+              <w:t>Modalité d'évaluation</w:t>
             </w:r>
           </w:p>
         </w:tc>
@@ -169,10 +140,8 @@
           <w:p>
             <w:r>
               <w:rPr>
-                <w:b/>
-                <w:lang w:val="fr-FR" w:eastAsia="fr-FR" w:bidi="fr-FR"/>
+                <w:b w:val="0"/>
               </w:rPr>
-              <w:t>Statut documentaire</w:t>
             </w:r>
           </w:p>
         </w:tc>
@@ -184,9 +153,8 @@
           <w:p>
             <w:r>
               <w:rPr>
-                <w:lang w:val="fr-FR" w:eastAsia="fr-FR" w:bidi="fr-FR"/>
+                <w:b w:val="0"/>
               </w:rPr>
-              <w:t>Support present mais pas CCF sur cette sous-epreuve</w:t>
             </w:r>
           </w:p>
         </w:tc>
@@ -293,10 +261,8 @@
           <w:p>
             <w:r>
               <w:rPr>
-                <w:b/>
-                <w:lang w:val="fr-FR" w:eastAsia="fr-FR" w:bidi="fr-FR"/>
+                <w:b w:val="0"/>
               </w:rPr>
-              <w:t>Niveau de reconstitution</w:t>
             </w:r>
           </w:p>
         </w:tc>
@@ -308,71 +274,8 @@
           <w:p>
             <w:r>
               <w:rPr>
-                <w:lang w:val="fr-FR" w:eastAsia="fr-FR" w:bidi="fr-FR"/>
+                <w:b w:val="0"/>
               </w:rPr>
-              <w:t>Fiche reconstituée à partir de critères officiels</w:t>
-            </w:r>
-          </w:p>
-        </w:tc>
-      </w:tr>
-      <w:tr>
-        <w:tc>
-          <w:tcPr>
-            <w:tcW w:type="dxa" w:w="1814"/>
-            <w:vAlign w:val="center"/>
-            <w:shd w:fill="D9EAF7"/>
-          </w:tcPr>
-          <w:p>
-            <w:r>
-              <w:rPr>
-                <w:b/>
-                <w:lang w:val="fr-FR" w:eastAsia="fr-FR" w:bidi="fr-FR"/>
-              </w:rPr>
-              <w:t>Sources modèle</w:t>
-            </w:r>
-          </w:p>
-        </w:tc>
-        <w:tc>
-          <w:tcPr>
-            <w:tcW w:type="dxa" w:w="4535"/>
-            <w:vAlign w:val="center"/>
-          </w:tcPr>
-          <w:p>
-            <w:r>
-              <w:rPr>
-                <w:lang w:val="fr-FR" w:eastAsia="fr-FR" w:bidi="fr-FR"/>
-              </w:rPr>
-              <w:t>Le rapport d'activités en milieu professionnel est public dans le BO 2016, sans grille detaillee distincte retrouvée.</w:t>
-            </w:r>
-          </w:p>
-        </w:tc>
-        <w:tc>
-          <w:tcPr>
-            <w:tcW w:type="dxa" w:w="1814"/>
-            <w:vAlign w:val="center"/>
-            <w:shd w:fill="D9EAF7"/>
-          </w:tcPr>
-          <w:p>
-            <w:r>
-              <w:rPr>
-                <w:b/>
-                <w:lang w:val="fr-FR" w:eastAsia="fr-FR" w:bidi="fr-FR"/>
-              </w:rPr>
-              <w:t>Document jury</w:t>
-            </w:r>
-          </w:p>
-        </w:tc>
-        <w:tc>
-          <w:tcPr>
-            <w:tcW w:type="dxa" w:w="6009"/>
-            <w:vAlign w:val="center"/>
-          </w:tcPr>
-          <w:p>
-            <w:r>
-              <w:rPr>
-                <w:lang w:val="fr-FR" w:eastAsia="fr-FR" w:bidi="fr-FR"/>
-              </w:rPr>
-              <w:t>Non retrouvé</w:t>
             </w:r>
           </w:p>
         </w:tc>
@@ -2339,9 +2242,8 @@
             <w:r>
               <w:rPr>
                 <w:b/>
-                <w:lang w:val="fr-FR" w:eastAsia="fr-FR" w:bidi="fr-FR"/>
               </w:rPr>
-              <w:t>Décision / note / positionnement local</w:t>
+              <w:t>Note proposée</w:t>
             </w:r>
           </w:p>
         </w:tc>
@@ -2363,15 +2265,6 @@
     <w:p>
       <w:r>
         <w:rPr>
-          <w:b/>
-          <w:lang w:val="fr-FR" w:eastAsia="fr-FR" w:bidi="fr-FR"/>
-        </w:rPr>
-        <w:t>Fondement et sources de reconstitution</w:t>
-      </w:r>
-    </w:p>
-    <w:p>
-      <w:r>
-        <w:rPr>
           <w:lang w:val="fr-FR" w:eastAsia="fr-FR" w:bidi="fr-FR"/>
         </w:rPr>
         <w:t>Croisement entre le rapport d'activités en milieu professionnel, le BO 2016 et le référentiel de procede.</w:t>
@@ -2383,15 +2276,6 @@
           <w:lang w:val="fr-FR" w:eastAsia="fr-FR" w:bidi="fr-FR"/>
         </w:rPr>
         <w:t>Le rapport d'activités en milieu professionnel est une épreuve orale. Le référentiel du BTS Pilotage des Procédés met l'accent sur l'organisation et la coordination de la production, le pilotage et la maintenance des installations, l'amélioration continue, l'application des règles QHSSE, la traçabilité des informations, l'identification des risques et l'animation des équipes. Le rapport doit refléter l'acquisition de ces compétences. La soutenance orale permet d'évaluer l'activité conduite par l'étudiant.</w:t>
-      </w:r>
-    </w:p>
-    <w:p>
-      <w:r>
-        <w:rPr>
-          <w:sz w:val="17"/>
-          <w:lang w:val="fr-FR" w:eastAsia="fr-FR" w:bidi="fr-FR"/>
-        </w:rPr>
-        <w:t>Référentiel : https://www.education.gouv.fr/bo/16/Hebdo13/MENS1603374A.htm</w:t>
       </w:r>
     </w:p>
     <w:sectPr>
